--- a/ЛР2/Слободянюк_ІН403_Лаб_2.docx
+++ b/ЛР2/Слободянюк_ІН403_Лаб_2.docx
@@ -912,6 +912,7 @@
         <w:rPr>
           <w:sz w:val="28"/>
           <w:szCs w:val="28"/>
+          <w:lang w:val="en-US"/>
         </w:rPr>
       </w:pPr>
       <w:r>
@@ -921,16 +922,6 @@
         </w:rPr>
         <w:t>Набір даних Census Income (UCI Machine Learning Repository) містить соціально-демографічні характеристики громадян США за результатами перепису населення. Задача — бінарна класифікація: передбачити, чи перевищує річний дохід особи порогове значення $50 000. Набір містить 14 ознак:</w:t>
       </w:r>
-    </w:p>
-    <w:p>
-      <w:pPr>
-        <w:spacing w:before="20" w:after="20" w:line="360" w:lineRule="auto"/>
-        <w:jc w:val="both"/>
-        <w:rPr>
-          <w:sz w:val="28"/>
-          <w:szCs w:val="28"/>
-        </w:rPr>
-      </w:pPr>
     </w:p>
     <w:tbl>
       <w:tblPr>
@@ -1833,7 +1824,6 @@
                 <w:sz w:val="24"/>
                 <w:szCs w:val="24"/>
               </w:rPr>
-              <w:lastRenderedPageBreak/>
               <w:t>marital-status</w:t>
             </w:r>
           </w:p>
@@ -1972,6 +1962,7 @@
                 <w:sz w:val="24"/>
                 <w:szCs w:val="24"/>
               </w:rPr>
+              <w:lastRenderedPageBreak/>
               <w:t>occupation</w:t>
             </w:r>
           </w:p>
@@ -3060,6 +3051,7 @@
         <w:rPr>
           <w:sz w:val="28"/>
           <w:szCs w:val="28"/>
+          <w:lang w:val="ru-RU"/>
         </w:rPr>
       </w:pPr>
       <w:r>
@@ -3828,7 +3820,26 @@
                 <w:sz w:val="28"/>
                 <w:szCs w:val="28"/>
               </w:rPr>
-              <w:t>76.08%</w:t>
+              <w:t>76.0</w:t>
+            </w:r>
+            <w:r>
+              <w:rPr>
+                <w:b/>
+                <w:bCs/>
+                <w:sz w:val="28"/>
+                <w:szCs w:val="28"/>
+                <w:lang w:val="en-US"/>
+              </w:rPr>
+              <w:t>1</w:t>
+            </w:r>
+            <w:r>
+              <w:rPr>
+                <w:b/>
+                <w:bCs/>
+                <w:sz w:val="28"/>
+                <w:szCs w:val="28"/>
+              </w:rPr>
+              <w:t>%</w:t>
             </w:r>
           </w:p>
         </w:tc>
@@ -3841,6 +3852,7 @@
         <w:rPr>
           <w:sz w:val="28"/>
           <w:szCs w:val="28"/>
+          <w:lang w:val="en-US"/>
         </w:rPr>
       </w:pPr>
       <w:r>
@@ -3857,30 +3869,77 @@
     </w:p>
     <w:p>
       <w:pPr>
-        <w:spacing w:before="20" w:after="20" w:line="360" w:lineRule="auto"/>
-        <w:jc w:val="both"/>
-        <w:rPr>
-          <w:sz w:val="28"/>
-          <w:szCs w:val="28"/>
-        </w:rPr>
-      </w:pPr>
-    </w:p>
-    <w:p>
-      <w:pPr>
         <w:spacing w:before="80" w:after="80" w:line="360" w:lineRule="auto"/>
         <w:ind w:firstLine="720"/>
         <w:jc w:val="both"/>
         <w:rPr>
           <w:sz w:val="28"/>
           <w:szCs w:val="28"/>
-        </w:rPr>
-      </w:pPr>
-      <w:r>
-        <w:rPr>
-          <w:sz w:val="28"/>
-          <w:szCs w:val="28"/>
-        </w:rPr>
+          <w:lang w:val="ru-RU"/>
+        </w:rPr>
+      </w:pPr>
+      <w:r>
+        <w:rPr>
+          <w:sz w:val="28"/>
+          <w:szCs w:val="28"/>
+        </w:rPr>
+        <w:lastRenderedPageBreak/>
         <w:t>Передбачення для тестового прикладу: особа 37 років, приватний сектор, освіта HS-grad, не одружена та ін. — передбачений клас: ≤50K (дохід до $50 000 на рік). Це відповідає загальній статистиці: неповна середня освіта та незаміжній статус є сильними предикторами нижчого доходу.</w:t>
+      </w:r>
+    </w:p>
+    <w:p>
+      <w:pPr>
+        <w:spacing w:before="80" w:after="80" w:line="360" w:lineRule="auto"/>
+        <w:ind w:firstLine="720"/>
+        <w:jc w:val="center"/>
+        <w:rPr>
+          <w:sz w:val="28"/>
+          <w:szCs w:val="28"/>
+          <w:lang w:val="en-US"/>
+        </w:rPr>
+      </w:pPr>
+      <w:r>
+        <w:rPr>
+          <w:noProof/>
+          <w:sz w:val="28"/>
+          <w:szCs w:val="28"/>
+          <w:lang w:val="en-US"/>
+        </w:rPr>
+        <w:drawing>
+          <wp:inline distT="0" distB="0" distL="0" distR="0" wp14:anchorId="5DF250EE" wp14:editId="3417AB14">
+            <wp:extent cx="3781953" cy="2943636"/>
+            <wp:effectExtent l="0" t="0" r="9525" b="9525"/>
+            <wp:docPr id="850036752" name="Рисунок 1"/>
+            <wp:cNvGraphicFramePr>
+              <a:graphicFrameLocks xmlns:a="http://schemas.openxmlformats.org/drawingml/2006/main" noChangeAspect="1"/>
+            </wp:cNvGraphicFramePr>
+            <a:graphic xmlns:a="http://schemas.openxmlformats.org/drawingml/2006/main">
+              <a:graphicData uri="http://schemas.openxmlformats.org/drawingml/2006/picture">
+                <pic:pic xmlns:pic="http://schemas.openxmlformats.org/drawingml/2006/picture">
+                  <pic:nvPicPr>
+                    <pic:cNvPr id="850036752" name=""/>
+                    <pic:cNvPicPr/>
+                  </pic:nvPicPr>
+                  <pic:blipFill>
+                    <a:blip r:embed="rId5"/>
+                    <a:stretch>
+                      <a:fillRect/>
+                    </a:stretch>
+                  </pic:blipFill>
+                  <pic:spPr>
+                    <a:xfrm>
+                      <a:off x="0" y="0"/>
+                      <a:ext cx="3781953" cy="2943636"/>
+                    </a:xfrm>
+                    <a:prstGeom prst="rect">
+                      <a:avLst/>
+                    </a:prstGeom>
+                  </pic:spPr>
+                </pic:pic>
+              </a:graphicData>
+            </a:graphic>
+          </wp:inline>
+        </w:drawing>
       </w:r>
     </w:p>
     <w:p>
@@ -3970,7 +4029,15 @@
           <w:sz w:val="28"/>
           <w:szCs w:val="28"/>
         </w:rPr>
-        <w:t>Мета завдання — дослідити, як вибір ядрової функції SVM впливає на якість класифікації на тому самому наборі даних income_data. Для прийнятного часу обчислень використовується підвибірка 3000 записів кожного класу (разом 6000). Порівнюються три нелінійних ядра: поліноміальне (poly), гауссове (RBF) та сигмоїдне (sigmoid).</w:t>
+        <w:t xml:space="preserve">Мета завдання — дослідити, як вибір ядрової функції SVM впливає на якість класифікації на тому самому наборі даних income_data. Для прийнятного часу обчислень використовується підвибірка 3000 записів </w:t>
+      </w:r>
+      <w:r>
+        <w:rPr>
+          <w:sz w:val="28"/>
+          <w:szCs w:val="28"/>
+        </w:rPr>
+        <w:lastRenderedPageBreak/>
+        <w:t>кожного класу (разом 6000). Порівнюються три нелінійних ядра: поліноміальне (poly), гауссове (RBF) та сигмоїдне (sigmoid).</w:t>
       </w:r>
     </w:p>
     <w:p>
@@ -4024,7 +4091,6 @@
           <w:sz w:val="28"/>
           <w:szCs w:val="28"/>
         </w:rPr>
-        <w:lastRenderedPageBreak/>
         <w:t>Гауссове ядро RBF є найуніверсальнішим: воно здатне апроксимувати будь-яку безперервну функцію. Параметр γ (gamma) визначає ширину гауссіани: великі значення γ призводять до складних меж (ризик перенавчання), малі — до занадто гладких (ризик недонавчання). При gamma='scale' gamma = 1/(n_features × var(X)).</w:t>
       </w:r>
     </w:p>
@@ -4052,6 +4118,7 @@
         <w:rPr>
           <w:sz w:val="28"/>
           <w:szCs w:val="28"/>
+          <w:lang w:val="en-US"/>
         </w:rPr>
       </w:pPr>
       <w:r>
@@ -4063,16 +4130,6 @@
         </w:rPr>
         <w:t>3.3. Порівняльні результати</w:t>
       </w:r>
-    </w:p>
-    <w:p>
-      <w:pPr>
-        <w:spacing w:before="20" w:after="20" w:line="360" w:lineRule="auto"/>
-        <w:jc w:val="both"/>
-        <w:rPr>
-          <w:sz w:val="28"/>
-          <w:szCs w:val="28"/>
-        </w:rPr>
-      </w:pPr>
     </w:p>
     <w:tbl>
       <w:tblPr>
@@ -5014,17 +5071,40 @@
       <w:pPr>
         <w:spacing w:before="200" w:after="80" w:line="360" w:lineRule="auto"/>
         <w:rPr>
-          <w:sz w:val="28"/>
-          <w:szCs w:val="28"/>
-        </w:rPr>
-      </w:pPr>
-      <w:r>
-        <w:rPr>
           <w:b/>
           <w:bCs/>
           <w:sz w:val="28"/>
           <w:szCs w:val="28"/>
         </w:rPr>
+      </w:pPr>
+    </w:p>
+    <w:p>
+      <w:pPr>
+        <w:spacing w:before="200" w:after="80" w:line="360" w:lineRule="auto"/>
+        <w:rPr>
+          <w:b/>
+          <w:bCs/>
+          <w:sz w:val="28"/>
+          <w:szCs w:val="28"/>
+        </w:rPr>
+      </w:pPr>
+    </w:p>
+    <w:p>
+      <w:pPr>
+        <w:spacing w:before="200" w:after="80" w:line="360" w:lineRule="auto"/>
+        <w:rPr>
+          <w:sz w:val="28"/>
+          <w:szCs w:val="28"/>
+        </w:rPr>
+      </w:pPr>
+      <w:r>
+        <w:rPr>
+          <w:b/>
+          <w:bCs/>
+          <w:sz w:val="28"/>
+          <w:szCs w:val="28"/>
+        </w:rPr>
+        <w:lastRenderedPageBreak/>
         <w:t>3.4. Аналіз результатів та висновок до завдання 2.2</w:t>
       </w:r>
     </w:p>
@@ -5079,7 +5159,6 @@
           <w:sz w:val="28"/>
           <w:szCs w:val="28"/>
         </w:rPr>
-        <w:lastRenderedPageBreak/>
         <w:t>По-друге, для лінійно-кодованих категоріальних ознак лінійна модель будує правила виду «якщо кодований номер освіти &gt; порогу», що семантично відповідає порядку категорій, тоді як поліноміальні та RBF-взаємодії між такими ознаками є артефактами кодування.</w:t>
       </w:r>
     </w:p>
@@ -5091,15 +5170,83 @@
         <w:rPr>
           <w:sz w:val="28"/>
           <w:szCs w:val="28"/>
-        </w:rPr>
-      </w:pPr>
-      <w:r>
-        <w:rPr>
-          <w:sz w:val="28"/>
-          <w:szCs w:val="28"/>
-        </w:rPr>
-        <w:t>Сигмоїдне ядро показало результат близький до випадкового (48.33% ≈ 50%), що свідчить про повну неефективність для цих даних. Гауссове RBF дало найкращий результат серед нелінійних (56.58%), але все одно значно поступається лінійному (79.56%).</w:t>
-      </w:r>
+          <w:lang w:val="ru-RU"/>
+        </w:rPr>
+      </w:pPr>
+      <w:r>
+        <w:rPr>
+          <w:sz w:val="28"/>
+          <w:szCs w:val="28"/>
+        </w:rPr>
+        <w:t>Сигмоїдне ядро показало результат близький до випадкового (48.33% ≈ 50%), що свідчить про повну неефективність для цих даних. Гауссове RBF дало найкращий результат серед нелінійних (56.58%), але все одно значно поступається лінійному.</w:t>
+      </w:r>
+    </w:p>
+    <w:p>
+      <w:pPr>
+        <w:spacing w:before="80" w:after="80" w:line="360" w:lineRule="auto"/>
+        <w:ind w:firstLine="720"/>
+        <w:jc w:val="center"/>
+        <w:rPr>
+          <w:sz w:val="28"/>
+          <w:szCs w:val="28"/>
+          <w:lang w:val="en-US"/>
+        </w:rPr>
+      </w:pPr>
+      <w:r>
+        <w:rPr>
+          <w:noProof/>
+          <w:sz w:val="28"/>
+          <w:szCs w:val="28"/>
+          <w:lang w:val="en-US"/>
+        </w:rPr>
+        <w:drawing>
+          <wp:inline distT="0" distB="0" distL="0" distR="0" wp14:anchorId="1F517E7C" wp14:editId="146E1CFD">
+            <wp:extent cx="2362530" cy="2810267"/>
+            <wp:effectExtent l="0" t="0" r="0" b="0"/>
+            <wp:docPr id="1642068622" name="Рисунок 1"/>
+            <wp:cNvGraphicFramePr>
+              <a:graphicFrameLocks xmlns:a="http://schemas.openxmlformats.org/drawingml/2006/main" noChangeAspect="1"/>
+            </wp:cNvGraphicFramePr>
+            <a:graphic xmlns:a="http://schemas.openxmlformats.org/drawingml/2006/main">
+              <a:graphicData uri="http://schemas.openxmlformats.org/drawingml/2006/picture">
+                <pic:pic xmlns:pic="http://schemas.openxmlformats.org/drawingml/2006/picture">
+                  <pic:nvPicPr>
+                    <pic:cNvPr id="1642068622" name=""/>
+                    <pic:cNvPicPr/>
+                  </pic:nvPicPr>
+                  <pic:blipFill>
+                    <a:blip r:embed="rId6"/>
+                    <a:stretch>
+                      <a:fillRect/>
+                    </a:stretch>
+                  </pic:blipFill>
+                  <pic:spPr>
+                    <a:xfrm>
+                      <a:off x="0" y="0"/>
+                      <a:ext cx="2362530" cy="2810267"/>
+                    </a:xfrm>
+                    <a:prstGeom prst="rect">
+                      <a:avLst/>
+                    </a:prstGeom>
+                  </pic:spPr>
+                </pic:pic>
+              </a:graphicData>
+            </a:graphic>
+          </wp:inline>
+        </w:drawing>
+      </w:r>
+    </w:p>
+    <w:p>
+      <w:pPr>
+        <w:spacing w:before="80" w:after="80" w:line="360" w:lineRule="auto"/>
+        <w:ind w:firstLine="720"/>
+        <w:jc w:val="center"/>
+        <w:rPr>
+          <w:sz w:val="28"/>
+          <w:szCs w:val="28"/>
+          <w:lang w:val="en-US"/>
+        </w:rPr>
+      </w:pPr>
     </w:p>
     <w:p>
       <w:pPr>
@@ -5116,6 +5263,7 @@
           <w:sz w:val="28"/>
           <w:szCs w:val="28"/>
         </w:rPr>
+        <w:lastRenderedPageBreak/>
         <w:t>4. Завдання 2.3. Порівняння класифікаторів — набір Iris</w:t>
       </w:r>
     </w:p>
@@ -5306,15 +5454,7 @@
           <w:sz w:val="28"/>
           <w:szCs w:val="28"/>
         </w:rPr>
-        <w:t xml:space="preserve">Логістична регресія (LR) — лінійний класифікатор, що моделює ймовірність належності до класу через сигмоїдну функцію. </w:t>
-      </w:r>
-      <w:r>
-        <w:rPr>
-          <w:sz w:val="28"/>
-          <w:szCs w:val="28"/>
-        </w:rPr>
-        <w:lastRenderedPageBreak/>
-        <w:t>Незважаючи на назву «регресія», застосовується для класифікації. Ефективний та інтерпретований, але обмежений лінійними межами.</w:t>
+        <w:t>Логістична регресія (LR) — лінійний класифікатор, що моделює ймовірність належності до класу через сигмоїдну функцію. Незважаючи на назву «регресія», застосовується для класифікації. Ефективний та інтерпретований, але обмежений лінійними межами.</w:t>
       </w:r>
     </w:p>
     <w:p>
@@ -5374,6 +5514,7 @@
           <w:sz w:val="28"/>
           <w:szCs w:val="28"/>
         </w:rPr>
+        <w:lastRenderedPageBreak/>
         <w:t>Дерево рішень CART (Classification and Regression Trees) — будує бінарне дерево правил виду «якщо ознака &gt; порогу». Інтерпретований алгоритм, здатний до нелінійних меж. Схильний до перенавчання без обрізання.</w:t>
       </w:r>
     </w:p>
@@ -6218,7 +6359,6 @@
                 <w:sz w:val="28"/>
                 <w:szCs w:val="28"/>
               </w:rPr>
-              <w:lastRenderedPageBreak/>
               <w:t>CART</w:t>
             </w:r>
           </w:p>
@@ -6551,7 +6691,15 @@
           <w:sz w:val="28"/>
           <w:szCs w:val="28"/>
         </w:rPr>
-        <w:t>Діаграма розмаху (Box Plot) атрибутів — відображає медіану, квартилі та викиди для кожної з чотирьох ознак. Дозволяє оцінити розподіл та наявність аномалій. Видно, що petal-length та petal-width мають ширший розмах, ніж sepal-ознаки.</w:t>
+        <w:t xml:space="preserve">Діаграма розмаху (Box Plot) атрибутів — відображає медіану, квартилі та викиди для кожної з чотирьох ознак. Дозволяє оцінити </w:t>
+      </w:r>
+      <w:r>
+        <w:rPr>
+          <w:sz w:val="28"/>
+          <w:szCs w:val="28"/>
+        </w:rPr>
+        <w:lastRenderedPageBreak/>
+        <w:t>розподіл та наявність аномалій. Видно, що petal-length та petal-width мають ширший розмах, ніж sepal-ознаки.</w:t>
       </w:r>
     </w:p>
     <w:p>
@@ -6681,15 +6829,63 @@
           <w:sz w:val="28"/>
           <w:szCs w:val="28"/>
         </w:rPr>
-        <w:t xml:space="preserve">Передбачення для нової квітки з параметрами (5, 2.9, 1, 0.2): передбачений клас — setosa. Пояснення: малі значення petal-length (1 см) та petal-width (0.2 см) є однозначно характерними для setosa — за матрицею </w:t>
-      </w:r>
-      <w:r>
-        <w:rPr>
-          <w:sz w:val="28"/>
-          <w:szCs w:val="28"/>
+        <w:t>Передбачення для нової квітки з параметрами (5, 2.9, 1, 0.2): передбачений клас — setosa. Пояснення: малі значення petal-length (1 см) та petal-width (0.2 см) є однозначно характерними для setosa — за матрицею розсіювання, жодна versicolor або virginica не має таких малих значень пелюсток.</w:t>
+      </w:r>
+    </w:p>
+    <w:p>
+      <w:pPr>
+        <w:spacing w:before="80" w:after="80" w:line="360" w:lineRule="auto"/>
+        <w:ind w:firstLine="720"/>
+        <w:jc w:val="center"/>
+        <w:rPr>
+          <w:sz w:val="28"/>
+          <w:szCs w:val="28"/>
+          <w:lang w:val="en-US"/>
+        </w:rPr>
+      </w:pPr>
+      <w:r>
+        <w:rPr>
+          <w:noProof/>
+          <w:sz w:val="28"/>
+          <w:szCs w:val="28"/>
+          <w:lang w:val="en-US"/>
         </w:rPr>
         <w:lastRenderedPageBreak/>
-        <w:t>розсіювання, жодна versicolor або virginica не має таких малих значень пелюсток.</w:t>
+        <w:drawing>
+          <wp:inline distT="0" distB="0" distL="0" distR="0" wp14:anchorId="2F3937A9" wp14:editId="566E6E7B">
+            <wp:extent cx="3168502" cy="2589405"/>
+            <wp:effectExtent l="0" t="0" r="0" b="1905"/>
+            <wp:docPr id="1469394980" name="Рисунок 1"/>
+            <wp:cNvGraphicFramePr>
+              <a:graphicFrameLocks xmlns:a="http://schemas.openxmlformats.org/drawingml/2006/main" noChangeAspect="1"/>
+            </wp:cNvGraphicFramePr>
+            <a:graphic xmlns:a="http://schemas.openxmlformats.org/drawingml/2006/main">
+              <a:graphicData uri="http://schemas.openxmlformats.org/drawingml/2006/picture">
+                <pic:pic xmlns:pic="http://schemas.openxmlformats.org/drawingml/2006/picture">
+                  <pic:nvPicPr>
+                    <pic:cNvPr id="1469394980" name=""/>
+                    <pic:cNvPicPr/>
+                  </pic:nvPicPr>
+                  <pic:blipFill>
+                    <a:blip r:embed="rId7"/>
+                    <a:stretch>
+                      <a:fillRect/>
+                    </a:stretch>
+                  </pic:blipFill>
+                  <pic:spPr>
+                    <a:xfrm>
+                      <a:off x="0" y="0"/>
+                      <a:ext cx="3197787" cy="2613338"/>
+                    </a:xfrm>
+                    <a:prstGeom prst="rect">
+                      <a:avLst/>
+                    </a:prstGeom>
+                  </pic:spPr>
+                </pic:pic>
+              </a:graphicData>
+            </a:graphic>
+          </wp:inline>
+        </w:drawing>
       </w:r>
     </w:p>
     <w:p>
@@ -6808,55 +7004,43 @@
         <w:rPr>
           <w:sz w:val="28"/>
           <w:szCs w:val="28"/>
-        </w:rPr>
-      </w:pPr>
-      <w:r>
-        <w:rPr>
-          <w:sz w:val="28"/>
-          <w:szCs w:val="28"/>
-        </w:rPr>
-        <w:t>Ящикова діаграма (boxplot) відображає розподіл значень точності кожного алгоритму за 5 фолдами крос-валідації. По горизонталі — назви алгоритмів (LR, LDA, KNN, CART, NB, SVM), по вертикалі — значення Accuracy (0–1). Для кожного алгоритму: центральна лінія — медіана; межі ящика — 25-й і 75-й перцентилі (IQR); «вуса» — мінімум і максимум у межах 1.5·IQR; точки за вусами — аномальні значення. Чим вищий і вужчий ящик — тим краща і стабільніша модель.</w:t>
+          <w:lang w:val="ru-RU"/>
+        </w:rPr>
+      </w:pPr>
+      <w:r>
+        <w:rPr>
+          <w:sz w:val="28"/>
+          <w:szCs w:val="28"/>
+        </w:rPr>
+        <w:t xml:space="preserve">Ящикова діаграма (boxplot) відображає розподіл значень точності кожного алгоритму за 5 фолдами крос-валідації. По горизонталі — назви </w:t>
+      </w:r>
+      <w:r>
+        <w:rPr>
+          <w:sz w:val="28"/>
+          <w:szCs w:val="28"/>
+        </w:rPr>
+        <w:lastRenderedPageBreak/>
+        <w:t>алгоритмів (LR, LDA, KNN, CART, NB, SVM), по вертикалі — значення Accuracy (0–1). Для кожного алгоритму: центральна лінія — медіана; межі ящика — 25-й і 75-й перцентилі (IQR); «вуса» — мінімум і максимум у межах 1.5·IQR; точки за вусами — аномальні значення. Чим вищий і вужчий ящик — тим краща і стабільніша модель.</w:t>
       </w:r>
     </w:p>
     <w:p>
       <w:pPr>
         <w:spacing w:before="200" w:after="80" w:line="360" w:lineRule="auto"/>
+        <w:rPr>
+          <w:sz w:val="28"/>
+          <w:szCs w:val="28"/>
+          <w:lang w:val="en-US"/>
+        </w:rPr>
+      </w:pPr>
+      <w:r>
         <w:rPr>
           <w:b/>
           <w:bCs/>
           <w:sz w:val="28"/>
           <w:szCs w:val="28"/>
         </w:rPr>
-      </w:pPr>
-    </w:p>
-    <w:p>
-      <w:pPr>
-        <w:spacing w:before="200" w:after="80" w:line="360" w:lineRule="auto"/>
-        <w:rPr>
-          <w:sz w:val="28"/>
-          <w:szCs w:val="28"/>
-        </w:rPr>
-      </w:pPr>
-      <w:r>
-        <w:rPr>
-          <w:b/>
-          <w:bCs/>
-          <w:sz w:val="28"/>
-          <w:szCs w:val="28"/>
-        </w:rPr>
-        <w:lastRenderedPageBreak/>
         <w:t>5.3. Результати порівняння</w:t>
       </w:r>
-    </w:p>
-    <w:p>
-      <w:pPr>
-        <w:spacing w:before="20" w:after="20" w:line="360" w:lineRule="auto"/>
-        <w:jc w:val="both"/>
-        <w:rPr>
-          <w:sz w:val="28"/>
-          <w:szCs w:val="28"/>
-        </w:rPr>
-      </w:pPr>
     </w:p>
     <w:tbl>
       <w:tblPr>
@@ -7926,7 +8110,90 @@
           <w:sz w:val="28"/>
           <w:szCs w:val="28"/>
         </w:rPr>
-        <w:t>CART — детальні метрики на тестовій вибірці: Accuracy = 76.40%, Precision = 76%, Recall = 76%, F1 = 76% (збалансовано для обох класів).</w:t>
+        <w:t>CART — детальні метрики на тестовій вибірці: Accuracy = 7</w:t>
+      </w:r>
+      <w:r>
+        <w:rPr>
+          <w:sz w:val="28"/>
+          <w:szCs w:val="28"/>
+        </w:rPr>
+        <w:t>5</w:t>
+      </w:r>
+      <w:r>
+        <w:rPr>
+          <w:sz w:val="28"/>
+          <w:szCs w:val="28"/>
+        </w:rPr>
+        <w:t>.40%, Precision = 76%, Recall = 7</w:t>
+      </w:r>
+      <w:r>
+        <w:rPr>
+          <w:sz w:val="28"/>
+          <w:szCs w:val="28"/>
+        </w:rPr>
+        <w:t>5</w:t>
+      </w:r>
+      <w:r>
+        <w:rPr>
+          <w:sz w:val="28"/>
+          <w:szCs w:val="28"/>
+        </w:rPr>
+        <w:t>%, F1 = 76% (збалансовано для обох класів).</w:t>
+      </w:r>
+    </w:p>
+    <w:p>
+      <w:pPr>
+        <w:spacing w:before="80" w:after="80" w:line="360" w:lineRule="auto"/>
+        <w:ind w:firstLine="720"/>
+        <w:jc w:val="center"/>
+        <w:rPr>
+          <w:sz w:val="28"/>
+          <w:szCs w:val="28"/>
+          <w:lang w:val="en-US"/>
+        </w:rPr>
+      </w:pPr>
+      <w:r>
+        <w:rPr>
+          <w:noProof/>
+          <w:sz w:val="28"/>
+          <w:szCs w:val="28"/>
+          <w:lang w:val="en-US"/>
+        </w:rPr>
+        <w:drawing>
+          <wp:inline distT="0" distB="0" distL="0" distR="0" wp14:anchorId="183B2F8E" wp14:editId="319C1748">
+            <wp:extent cx="3724795" cy="2715004"/>
+            <wp:effectExtent l="0" t="0" r="9525" b="9525"/>
+            <wp:docPr id="946250487" name="Рисунок 1"/>
+            <wp:cNvGraphicFramePr>
+              <a:graphicFrameLocks xmlns:a="http://schemas.openxmlformats.org/drawingml/2006/main" noChangeAspect="1"/>
+            </wp:cNvGraphicFramePr>
+            <a:graphic xmlns:a="http://schemas.openxmlformats.org/drawingml/2006/main">
+              <a:graphicData uri="http://schemas.openxmlformats.org/drawingml/2006/picture">
+                <pic:pic xmlns:pic="http://schemas.openxmlformats.org/drawingml/2006/picture">
+                  <pic:nvPicPr>
+                    <pic:cNvPr id="946250487" name=""/>
+                    <pic:cNvPicPr/>
+                  </pic:nvPicPr>
+                  <pic:blipFill>
+                    <a:blip r:embed="rId8"/>
+                    <a:stretch>
+                      <a:fillRect/>
+                    </a:stretch>
+                  </pic:blipFill>
+                  <pic:spPr>
+                    <a:xfrm>
+                      <a:off x="0" y="0"/>
+                      <a:ext cx="3724795" cy="2715004"/>
+                    </a:xfrm>
+                    <a:prstGeom prst="rect">
+                      <a:avLst/>
+                    </a:prstGeom>
+                  </pic:spPr>
+                </pic:pic>
+              </a:graphicData>
+            </a:graphic>
+          </wp:inline>
+        </w:drawing>
       </w:r>
     </w:p>
     <w:p>
@@ -7944,6 +8211,7 @@
           <w:sz w:val="28"/>
           <w:szCs w:val="28"/>
         </w:rPr>
+        <w:lastRenderedPageBreak/>
         <w:t>5.4. Аналіз та висновок до завдання 2.4</w:t>
       </w:r>
     </w:p>
@@ -7998,15 +8266,7 @@
           <w:sz w:val="28"/>
           <w:szCs w:val="28"/>
         </w:rPr>
-        <w:t xml:space="preserve">KNN (58.26%) та SVM-RBF (56.77%) виявилися найгіршими: обидва алгоритми покладаються на метрику відстані у просторі ознак, яка є </w:t>
-      </w:r>
-      <w:r>
-        <w:rPr>
-          <w:sz w:val="28"/>
-          <w:szCs w:val="28"/>
-        </w:rPr>
-        <w:lastRenderedPageBreak/>
-        <w:t>некоректною для числово-кодованих категоріальних змінних. Ці результати підкреслюють важливість вибору алгоритму з урахуванням природи даних.</w:t>
+        <w:t>KNN (58.26%) та SVM-RBF (56.77%) виявилися найгіршими: обидва алгоритми покладаються на метрику відстані у просторі ознак, яка є некоректною для числово-кодованих категоріальних змінних. Ці результати підкреслюють важливість вибору алгоритму з урахуванням природи даних.</w:t>
       </w:r>
     </w:p>
     <w:p>
@@ -8120,7 +8380,15 @@
           <w:sz w:val="28"/>
           <w:szCs w:val="28"/>
         </w:rPr>
-        <w:t>metrics.classification_report(ypred, ytest) → metrics.classification_report(ytest, ypred) — першим аргументом функції має бути вектор істинних міток (y_true), другим — вектор передбачень (y_pred); перестановка аргументів призводить до некоректного звіту.</w:t>
+        <w:t xml:space="preserve">metrics.classification_report(ypred, ytest) → metrics.classification_report(ytest, ypred) — першим аргументом функції </w:t>
+      </w:r>
+      <w:r>
+        <w:rPr>
+          <w:sz w:val="28"/>
+          <w:szCs w:val="28"/>
+        </w:rPr>
+        <w:lastRenderedPageBreak/>
+        <w:t>має бути вектор істинних міток (y_true), другим — вектор передбачень (y_pred); перестановка аргументів призводить до некоректного звіту.</w:t>
       </w:r>
     </w:p>
     <w:p>
@@ -8212,7 +8480,6 @@
           <w:sz w:val="28"/>
           <w:szCs w:val="28"/>
         </w:rPr>
-        <w:lastRenderedPageBreak/>
         <w:t>tol=1e-2 — критерій зупинки: алгоритм завершує ітерації, коли зміна функції втрат між ітераціями стає менше 0.01. Менше значення дає точнішу збіжність, але збільшує час навчання;</w:t>
       </w:r>
     </w:p>
@@ -8349,6 +8616,7 @@
           <w:sz w:val="28"/>
           <w:szCs w:val="28"/>
         </w:rPr>
+        <w:lastRenderedPageBreak/>
         <w:t>Побудова теплової карти матриці плутанини та збереження у файл Confusion.jpg.</w:t>
       </w:r>
     </w:p>
@@ -8412,6 +8680,7 @@
         <w:rPr>
           <w:sz w:val="28"/>
           <w:szCs w:val="28"/>
+          <w:lang w:val="en-US"/>
         </w:rPr>
       </w:pPr>
       <w:r>
@@ -8421,19 +8690,8 @@
           <w:sz w:val="28"/>
           <w:szCs w:val="28"/>
         </w:rPr>
-        <w:lastRenderedPageBreak/>
         <w:t>6.5. Результати Ridge-класифікатора на Iris</w:t>
       </w:r>
-    </w:p>
-    <w:p>
-      <w:pPr>
-        <w:spacing w:before="20" w:after="20" w:line="360" w:lineRule="auto"/>
-        <w:jc w:val="both"/>
-        <w:rPr>
-          <w:sz w:val="28"/>
-          <w:szCs w:val="28"/>
-        </w:rPr>
-      </w:pPr>
     </w:p>
     <w:tbl>
       <w:tblPr>
@@ -9205,12 +9463,6 @@
         <w:spacing w:before="60" w:after="120" w:line="320" w:lineRule="auto"/>
         <w:jc w:val="center"/>
         <w:rPr>
-          <w:sz w:val="28"/>
-          <w:szCs w:val="28"/>
-        </w:rPr>
-      </w:pPr>
-      <w:r>
-        <w:rPr>
           <w:b/>
           <w:bCs/>
           <w:i/>
@@ -9218,24 +9470,187 @@
           <w:sz w:val="28"/>
           <w:szCs w:val="28"/>
         </w:rPr>
-        <w:t>Таблиця 6. Показники якості Ridge-класифікатора (набір Iris, розбиття 70/30)</w:t>
-      </w:r>
-    </w:p>
-    <w:p>
-      <w:pPr>
-        <w:spacing w:before="200" w:after="80" w:line="360" w:lineRule="auto"/>
-        <w:rPr>
-          <w:sz w:val="28"/>
-          <w:szCs w:val="28"/>
-        </w:rPr>
       </w:pPr>
       <w:r>
         <w:rPr>
           <w:b/>
           <w:bCs/>
-          <w:sz w:val="28"/>
-          <w:szCs w:val="28"/>
-        </w:rPr>
+          <w:i/>
+          <w:iCs/>
+          <w:sz w:val="28"/>
+          <w:szCs w:val="28"/>
+        </w:rPr>
+        <w:t>Таблиця 6. Показники якості Ridge-класифікатора (набір Iris, розбиття 70/30)</w:t>
+      </w:r>
+    </w:p>
+    <w:p>
+      <w:pPr>
+        <w:spacing w:before="60" w:after="120" w:line="320" w:lineRule="auto"/>
+        <w:jc w:val="center"/>
+        <w:rPr>
+          <w:sz w:val="28"/>
+          <w:szCs w:val="28"/>
+          <w:lang w:val="en-US"/>
+        </w:rPr>
+      </w:pPr>
+      <w:r>
+        <w:rPr>
+          <w:noProof/>
+          <w:sz w:val="28"/>
+          <w:szCs w:val="28"/>
+          <w:lang w:val="en-US"/>
+        </w:rPr>
+        <w:lastRenderedPageBreak/>
+        <w:drawing>
+          <wp:inline distT="0" distB="0" distL="0" distR="0" wp14:anchorId="174ED604" wp14:editId="46751F4F">
+            <wp:extent cx="3734321" cy="2838846"/>
+            <wp:effectExtent l="0" t="0" r="0" b="0"/>
+            <wp:docPr id="185933419" name="Рисунок 1"/>
+            <wp:cNvGraphicFramePr>
+              <a:graphicFrameLocks xmlns:a="http://schemas.openxmlformats.org/drawingml/2006/main" noChangeAspect="1"/>
+            </wp:cNvGraphicFramePr>
+            <a:graphic xmlns:a="http://schemas.openxmlformats.org/drawingml/2006/main">
+              <a:graphicData uri="http://schemas.openxmlformats.org/drawingml/2006/picture">
+                <pic:pic xmlns:pic="http://schemas.openxmlformats.org/drawingml/2006/picture">
+                  <pic:nvPicPr>
+                    <pic:cNvPr id="185933419" name=""/>
+                    <pic:cNvPicPr/>
+                  </pic:nvPicPr>
+                  <pic:blipFill>
+                    <a:blip r:embed="rId9"/>
+                    <a:stretch>
+                      <a:fillRect/>
+                    </a:stretch>
+                  </pic:blipFill>
+                  <pic:spPr>
+                    <a:xfrm>
+                      <a:off x="0" y="0"/>
+                      <a:ext cx="3734321" cy="2838846"/>
+                    </a:xfrm>
+                    <a:prstGeom prst="rect">
+                      <a:avLst/>
+                    </a:prstGeom>
+                  </pic:spPr>
+                </pic:pic>
+              </a:graphicData>
+            </a:graphic>
+          </wp:inline>
+        </w:drawing>
+      </w:r>
+    </w:p>
+    <w:p>
+      <w:pPr>
+        <w:spacing w:before="60" w:after="120" w:line="320" w:lineRule="auto"/>
+        <w:jc w:val="center"/>
+        <w:rPr>
+          <w:sz w:val="28"/>
+          <w:szCs w:val="28"/>
+          <w:lang w:val="en-US"/>
+        </w:rPr>
+      </w:pPr>
+      <w:r>
+        <w:rPr>
+          <w:noProof/>
+        </w:rPr>
+        <w:drawing>
+          <wp:inline distT="0" distB="0" distL="0" distR="0" wp14:anchorId="41D4A3A6" wp14:editId="5DBD3A26">
+            <wp:extent cx="5486400" cy="4572000"/>
+            <wp:effectExtent l="0" t="0" r="0" b="0"/>
+            <wp:docPr id="818392265" name="Рисунок 1"/>
+            <wp:cNvGraphicFramePr>
+              <a:graphicFrameLocks xmlns:a="http://schemas.openxmlformats.org/drawingml/2006/main" noChangeAspect="1"/>
+            </wp:cNvGraphicFramePr>
+            <a:graphic xmlns:a="http://schemas.openxmlformats.org/drawingml/2006/main">
+              <a:graphicData uri="http://schemas.openxmlformats.org/drawingml/2006/picture">
+                <pic:pic xmlns:pic="http://schemas.openxmlformats.org/drawingml/2006/picture">
+                  <pic:nvPicPr>
+                    <pic:cNvPr id="0" name="Picture 1"/>
+                    <pic:cNvPicPr>
+                      <a:picLocks noChangeAspect="1" noChangeArrowheads="1"/>
+                    </pic:cNvPicPr>
+                  </pic:nvPicPr>
+                  <pic:blipFill>
+                    <a:blip r:embed="rId10">
+                      <a:extLst>
+                        <a:ext uri="{28A0092B-C50C-407E-A947-70E740481C1C}">
+                          <a14:useLocalDpi xmlns:a14="http://schemas.microsoft.com/office/drawing/2010/main" val="0"/>
+                        </a:ext>
+                      </a:extLst>
+                    </a:blip>
+                    <a:srcRect/>
+                    <a:stretch>
+                      <a:fillRect/>
+                    </a:stretch>
+                  </pic:blipFill>
+                  <pic:spPr bwMode="auto">
+                    <a:xfrm>
+                      <a:off x="0" y="0"/>
+                      <a:ext cx="5486400" cy="4572000"/>
+                    </a:xfrm>
+                    <a:prstGeom prst="rect">
+                      <a:avLst/>
+                    </a:prstGeom>
+                    <a:noFill/>
+                    <a:ln>
+                      <a:noFill/>
+                    </a:ln>
+                  </pic:spPr>
+                </pic:pic>
+              </a:graphicData>
+            </a:graphic>
+          </wp:inline>
+        </w:drawing>
+      </w:r>
+    </w:p>
+    <w:p>
+      <w:pPr>
+        <w:spacing w:before="60" w:after="120" w:line="320" w:lineRule="auto"/>
+        <w:jc w:val="center"/>
+        <w:rPr>
+          <w:sz w:val="28"/>
+          <w:szCs w:val="28"/>
+          <w:lang w:val="en-US"/>
+        </w:rPr>
+      </w:pPr>
+    </w:p>
+    <w:p>
+      <w:pPr>
+        <w:spacing w:before="60" w:after="120" w:line="320" w:lineRule="auto"/>
+        <w:jc w:val="center"/>
+        <w:rPr>
+          <w:sz w:val="28"/>
+          <w:szCs w:val="28"/>
+          <w:lang w:val="en-US"/>
+        </w:rPr>
+      </w:pPr>
+    </w:p>
+    <w:p>
+      <w:pPr>
+        <w:spacing w:before="60" w:after="120" w:line="320" w:lineRule="auto"/>
+        <w:jc w:val="center"/>
+        <w:rPr>
+          <w:sz w:val="28"/>
+          <w:szCs w:val="28"/>
+          <w:lang w:val="en-US"/>
+        </w:rPr>
+      </w:pPr>
+    </w:p>
+    <w:p>
+      <w:pPr>
+        <w:spacing w:before="200" w:after="80" w:line="360" w:lineRule="auto"/>
+        <w:rPr>
+          <w:sz w:val="28"/>
+          <w:szCs w:val="28"/>
+        </w:rPr>
+      </w:pPr>
+      <w:r>
+        <w:rPr>
+          <w:b/>
+          <w:bCs/>
+          <w:sz w:val="28"/>
+          <w:szCs w:val="28"/>
+        </w:rPr>
+        <w:lastRenderedPageBreak/>
         <w:t>6.6. Пояснення додаткових метрик</w:t>
       </w:r>
     </w:p>
@@ -9312,15 +9727,7 @@
           <w:sz w:val="28"/>
           <w:szCs w:val="28"/>
         </w:rPr>
-        <w:t xml:space="preserve">Надійна метрика якості, яка враховує всі чотири значення матриці плутанини (TP, TN, FP, FN). На відміну від Accuracy та F1, MCC дає коректну оцінку навіть при незбалансованих класах. Діапазон: від −1 (повна </w:t>
-      </w:r>
-      <w:r>
-        <w:rPr>
-          <w:sz w:val="28"/>
-          <w:szCs w:val="28"/>
-        </w:rPr>
-        <w:lastRenderedPageBreak/>
-        <w:t>неузгодженість) до +1 (ідеальна класифікація), 0 = випадкове передбачення. Отримане MCC = 0.6831 вказує на добру, але не відмінну якість.</w:t>
+        <w:t>Надійна метрика якості, яка враховує всі чотири значення матриці плутанини (TP, TN, FP, FN). На відміну від Accuracy та F1, MCC дає коректну оцінку навіть при незбалансованих класах. Діапазон: від −1 (повна неузгодженість) до +1 (ідеальна класифікація), 0 = випадкове передбачення. Отримане MCC = 0.6831 вказує на добру, але не відмінну якість.</w:t>
       </w:r>
     </w:p>
     <w:p>
@@ -9367,6 +9774,7 @@
         <w:rPr>
           <w:sz w:val="28"/>
           <w:szCs w:val="28"/>
+          <w:lang w:val="ru-RU"/>
         </w:rPr>
       </w:pPr>
       <w:r>
@@ -9375,24 +9783,6 @@
           <w:szCs w:val="28"/>
         </w:rPr>
         <w:t>Cohen Kappa (0.6431) та MCC (0.6831) підтверджують: модель суттєво краще за випадковий класифікатор і має практичну цінність, але поступається нелінійним методам. Для задач, де важлива простота та інтерпретованість, Ridge може бути прийнятним вибором.</w:t>
-      </w:r>
-    </w:p>
-    <w:p>
-      <w:pPr>
-        <w:spacing w:before="300" w:after="120" w:line="360" w:lineRule="auto"/>
-        <w:rPr>
-          <w:sz w:val="28"/>
-          <w:szCs w:val="28"/>
-        </w:rPr>
-      </w:pPr>
-      <w:r>
-        <w:rPr>
-          <w:b/>
-          <w:bCs/>
-          <w:sz w:val="28"/>
-          <w:szCs w:val="28"/>
-        </w:rPr>
-        <w:t>7. Загальні висновки</w:t>
       </w:r>
     </w:p>
     <w:p>
@@ -9403,6 +9793,49 @@
         <w:rPr>
           <w:sz w:val="28"/>
           <w:szCs w:val="28"/>
+          <w:lang w:val="ru-RU"/>
+        </w:rPr>
+      </w:pPr>
+    </w:p>
+    <w:p>
+      <w:pPr>
+        <w:spacing w:before="80" w:after="80" w:line="360" w:lineRule="auto"/>
+        <w:ind w:firstLine="720"/>
+        <w:jc w:val="both"/>
+        <w:rPr>
+          <w:sz w:val="28"/>
+          <w:szCs w:val="28"/>
+          <w:lang w:val="ru-RU"/>
+        </w:rPr>
+      </w:pPr>
+    </w:p>
+    <w:p>
+      <w:pPr>
+        <w:spacing w:before="300" w:after="120" w:line="360" w:lineRule="auto"/>
+        <w:rPr>
+          <w:sz w:val="28"/>
+          <w:szCs w:val="28"/>
+        </w:rPr>
+      </w:pPr>
+      <w:r>
+        <w:rPr>
+          <w:b/>
+          <w:bCs/>
+          <w:sz w:val="28"/>
+          <w:szCs w:val="28"/>
+        </w:rPr>
+        <w:lastRenderedPageBreak/>
+        <w:t>7. Загальні висновки</w:t>
+      </w:r>
+    </w:p>
+    <w:p>
+      <w:pPr>
+        <w:spacing w:before="80" w:after="80" w:line="360" w:lineRule="auto"/>
+        <w:ind w:firstLine="720"/>
+        <w:jc w:val="both"/>
+        <w:rPr>
+          <w:sz w:val="28"/>
+          <w:szCs w:val="28"/>
         </w:rPr>
       </w:pPr>
       <w:r>
@@ -9590,7 +10023,15 @@
           <w:sz w:val="28"/>
           <w:szCs w:val="28"/>
         </w:rPr>
-        <w:t>Крос-валідація є надійнішою оцінкою якості, ніж однократне тестування. Порівняння середніх значень та стандартних відхилень по фолдах дозволяє виявити стабільні алгоритми: LDA і SVM демонструють мінімальний розкид на Iris, що свідчить про відсутність перенавчання.</w:t>
+        <w:t xml:space="preserve">Крос-валідація є надійнішою оцінкою якості, ніж однократне тестування. Порівняння середніх значень та стандартних відхилень по фолдах дозволяє </w:t>
+      </w:r>
+      <w:r>
+        <w:rPr>
+          <w:sz w:val="28"/>
+          <w:szCs w:val="28"/>
+        </w:rPr>
+        <w:lastRenderedPageBreak/>
+        <w:t>виявити стабільні алгоритми: LDA і SVM демонструють мінімальний розкид на Iris, що свідчить про відсутність перенавчання.</w:t>
       </w:r>
     </w:p>
     <w:p>
@@ -9659,18 +10100,25 @@
         </w:rPr>
         <w:t>Посилання на репозиторій GitHub:</w:t>
       </w:r>
-      <w:hyperlink r:id="rId5" w:history="1">
-        <w:r>
-          <w:rPr>
-            <w:rStyle w:val="a5"/>
-            <w:i/>
-            <w:iCs/>
-            <w:sz w:val="28"/>
-            <w:szCs w:val="28"/>
-          </w:rPr>
-          <w:t xml:space="preserve"> https://github.com/qwerttt0745/-/tree/main/%D0%9B%D0%A02 </w:t>
-        </w:r>
-      </w:hyperlink>
+      <w:r>
+        <w:t xml:space="preserve"> </w:t>
+      </w:r>
+      <w:r>
+        <w:rPr>
+          <w:i/>
+          <w:iCs/>
+          <w:sz w:val="28"/>
+          <w:szCs w:val="28"/>
+        </w:rPr>
+        <w:t>https://github.com/qwerttt0745/Artificial_Intelligence_Systems_and_Methods/tree/main/%D0%9B%D0%A02</w:t>
+      </w:r>
+      <w:r>
+        <w:rPr>
+          <w:sz w:val="28"/>
+          <w:szCs w:val="28"/>
+        </w:rPr>
+        <w:t xml:space="preserve"> </w:t>
+      </w:r>
     </w:p>
     <w:sectPr>
       <w:pgSz w:w="11906" w:h="16838"/>
